--- a/보관본/러시아 인권변호사/Word/1부/1부_1화_첫_사건.docx
+++ b/보관본/러시아 인권변호사/Word/1부/1부_1화_첫_사건.docx
@@ -3305,7 +3305,7 @@
           <w:i w:val="0"/>
           <w:sz w:val="22"/>
         </w:rPr>
-        <w:t xml:space="preserve"> — 라디셰프가 트레디아콥스키의 『틸레마히다』 구절을 비틀어 붙인 제사(題詞). 장면 3에서 비코프가 시브자보드 굴뚝을 보며 인용하고, 괴물은 공장 자체가 아니라 “도시 전체가 그것을 못 본 척하는 방식”이라고 풀이한다. 장면 2 류드밀라의 “Одна общая шея, на которой все сидят”(모두가 올라탄 하나의 목)와 장면 4 니콜라이의 “다 알지만 증명하려는 사람은 없다”가 이 괴물의 정체, 곧 도시의 공모된 침묵을 구체화한다. 이 책 때문에 라디셰프가 시베리아로 유배됐다는 사실도 비코프가 짚는다.</w:t>
+        <w:t xml:space="preserve"> — 한국어 해설: 라디셰프가 트레디아콥스키의 『틸레마히다』 구절을 비틀어 붙인 제사(題詞). 장면 3에서 비코프가 시브자보드 굴뚝을 보며 인용하고, 괴물은 공장 자체가 아니라 “도시 전체가 그것을 못 본 척하는 방식”이라고 풀이한다. 장면 2 류드밀라의 “Одна общая шея, на которой все сидят”(모두가 올라탄 하나의 목)와 장면 4 니콜라이의 “다 알지만 증명하려는 사람은 없다”가 이 괴물의 정체, 곧 도시의 공모된 침묵을 구체화한다. 이 책 때문에 라디셰프가 시베리아로 유배됐다는 사실도 비코프가 짚는다.</w:t>
       </w:r>
     </w:p>
     <w:p>
@@ -3328,7 +3328,7 @@
           <w:i w:val="0"/>
           <w:sz w:val="22"/>
         </w:rPr>
-        <w:t xml:space="preserve"> — 장면 6에서 비코프가 “변호사는 아니어도 되지만 시민이어야 한다”로 바꿔 말하며, 아버지의 만류에 흔들리는 료샤에게 이 일이 직업이 아니라 시민의 의무임을 일깨운다. 1부 전체를 관통하는 “누군가는 해야 한다”의 첫 선언.</w:t>
+        <w:t xml:space="preserve"> — 한국어 해설: 장면 6에서 비코프가 “변호사는 아니어도 되지만 시민이어야 한다”로 바꿔 말하며, 아버지의 만류에 흔들리는 료샤에게 이 일이 직업이 아니라 시민의 의무임을 일깨운다. 1부 전체를 관통하는 “누군가는 해야 한다”의 첫 선언.</w:t>
       </w:r>
     </w:p>
     <w:p>

--- a/보관본/러시아 인권변호사/Word/1부/1부_1화_첫_사건.docx
+++ b/보관본/러시아 인권변호사/Word/1부/1부_1화_첫_사건.docx
@@ -36,7 +36,7 @@
           <w:i w:val="0"/>
           <w:sz w:val="22"/>
         </w:rPr>
-        <w:t>알렉세이 “료샤” 오를로프(비코프 법률사무소의 젊은 변호사) / 빅토르 페트로비치 비코프(료샤의 스승, 노변호사) / 류드밀라 사프로노바(폭발 사고 사망 노동자의 아내) / 이고리 세르게예비치 판크라토프(시브자보드 현장소장) / 경비원(시브자보드 정문) / 니콜라이 오를로프(료샤의 아버지, 시브자보드 정비공 출신 연금생활자)</w:t>
+        <w:t>알렉세이 “료샤” 오를로프(비코프 법률사무소의 젊은 변호사) / 빅토르 페트로비치 비코프(료샤의 스승, 노변호사) / 류드밀라 사프로노바(폭발 사고 사망 노동자의 아내) / 이고리 세르게예비치 판크라토프(시브자보드 현장소장) / 경비원(시브자보드 정문) / 니콜라이 오를로프(료샤의 아버지, 시브자보드 정비공 출신 연금생활자) / 안나 오를로바(료샤의 어머니)</w:t>
       </w:r>
     </w:p>
     <w:p>
@@ -2606,7 +2606,7 @@
           <w:color w:val="1F3864"/>
           <w:sz w:val="26"/>
         </w:rPr>
-        <w:t>장면 5 — 사무실, 첫 단서</w:t>
+        <w:t>장면 5 — 같은 밤, 어머니가 차려 준 늦은 저녁</w:t>
       </w:r>
     </w:p>
     <w:p>
@@ -2616,20 +2616,12 @@
       <w:r>
         <w:rPr>
           <w:rFonts w:ascii="Times New Roman" w:hAnsi="Times New Roman" w:eastAsia="Malgun Gothic"/>
-          <w:b/>
-          <w:i w:val="0"/>
-          <w:sz w:val="22"/>
-        </w:rPr>
-        <w:t xml:space="preserve">Лёша: </w:t>
-      </w:r>
-      <w:r>
-        <w:rPr>
-          <w:rFonts w:ascii="Times New Roman" w:hAnsi="Times New Roman" w:eastAsia="Malgun Gothic"/>
           <w:b w:val="0"/>
-          <w:i w:val="0"/>
-          <w:sz w:val="22"/>
-        </w:rPr>
-        <w:t>Виктор Петрович, смотрите. Акт проверки вентиляции. Годичной давности.</w:t>
+          <w:i/>
+          <w:color w:val="555555"/>
+          <w:sz w:val="22"/>
+        </w:rPr>
+        <w:t>(Николай уходит. Через минуту в дверях кухни появляется Анна в халате.)</w:t>
       </w:r>
     </w:p>
     <w:p>
@@ -2643,7 +2635,7 @@
           <w:i w:val="0"/>
           <w:sz w:val="22"/>
         </w:rPr>
-        <w:t xml:space="preserve">Быков: </w:t>
+        <w:t xml:space="preserve">Анна: </w:t>
       </w:r>
       <w:r>
         <w:rPr>
@@ -2652,7 +2644,7 @@
           <w:i w:val="0"/>
           <w:sz w:val="22"/>
         </w:rPr>
-        <w:t>И что там?</w:t>
+        <w:t>Ну и чего вы тут расшумелись на ночь глядя?</w:t>
       </w:r>
     </w:p>
     <w:p>
@@ -2675,7 +2667,7 @@
           <w:i w:val="0"/>
           <w:sz w:val="22"/>
         </w:rPr>
-        <w:t>Инспектор написал: «система неисправна, требует замены». Подпись Панкратова — «принято к сведению».</w:t>
+        <w:t>Мам… Разбудили? Папа сказал тебя не будить.</w:t>
       </w:r>
     </w:p>
     <w:p>
@@ -2689,7 +2681,7 @@
           <w:i w:val="0"/>
           <w:sz w:val="22"/>
         </w:rPr>
-        <w:t xml:space="preserve">Быков: </w:t>
+        <w:t xml:space="preserve">Анна: </w:t>
       </w:r>
       <w:r>
         <w:rPr>
@@ -2698,7 +2690,7 @@
           <w:i w:val="0"/>
           <w:sz w:val="22"/>
         </w:rPr>
-        <w:t>Принято к сведению — и ничего не сделано. Классическая формула нашей бюрократии: между «принять к сведению» и «принять меры» — пропасть шириной в три трупа.</w:t>
+        <w:t>А я и не спала. Разве уснёшь, пока тебя нет. Садись-ка, сейчас разогрею.</w:t>
       </w:r>
     </w:p>
     <w:p>
@@ -2721,7 +2713,7 @@
           <w:i w:val="0"/>
           <w:sz w:val="22"/>
         </w:rPr>
-        <w:t>Если приобщить это к делу...</w:t>
+        <w:t>Да не надо, мам, я не голодный.</w:t>
       </w:r>
     </w:p>
     <w:p>
@@ -2735,7 +2727,7 @@
           <w:i w:val="0"/>
           <w:sz w:val="22"/>
         </w:rPr>
-        <w:t xml:space="preserve">Быков: </w:t>
+        <w:t xml:space="preserve">Анна: </w:t>
       </w:r>
       <w:r>
         <w:rPr>
@@ -2744,7 +2736,7 @@
           <w:i w:val="0"/>
           <w:sz w:val="22"/>
         </w:rPr>
-        <w:t>Это ещё не доказательство вины. Но это трещина. А трещины, Алексей, умеют расти — если их не бетонировать, а разглядывать.</w:t>
+        <w:t>Не голодный он. Ты когда последний раз ел-то?</w:t>
       </w:r>
     </w:p>
     <w:p>
@@ -2767,7 +2759,7 @@
           <w:i w:val="0"/>
           <w:sz w:val="22"/>
         </w:rPr>
-        <w:t>Откуда у вас вообще этот документ?</w:t>
+        <w:t>Днём… кажется. Перехватил что-то на бегу.</w:t>
       </w:r>
     </w:p>
     <w:p>
@@ -2781,7 +2773,7 @@
           <w:i w:val="0"/>
           <w:sz w:val="22"/>
         </w:rPr>
-        <w:t xml:space="preserve">Быков: </w:t>
+        <w:t xml:space="preserve">Анна: </w:t>
       </w:r>
       <w:r>
         <w:rPr>
@@ -2790,7 +2782,26 @@
           <w:i w:val="0"/>
           <w:sz w:val="22"/>
         </w:rPr>
-        <w:t>У меня в этом городе сорок лет знакомых. Некоторые до сих пор помнят, кто им помог, когда было трудно — а у памяти о доброте, в отличие от вентиляции, срок годности не истекает.</w:t>
+        <w:t xml:space="preserve">«Кажется». «Перехватил». Вот так и заработаешь себе гастрит. </w:t>
+      </w:r>
+      <w:r>
+        <w:rPr>
+          <w:rFonts w:ascii="Times New Roman" w:hAnsi="Times New Roman" w:eastAsia="Malgun Gothic"/>
+          <w:b w:val="0"/>
+          <w:i/>
+          <w:color w:val="555555"/>
+          <w:sz w:val="22"/>
+        </w:rPr>
+        <w:t>(ставит сковородку на плиту)</w:t>
+      </w:r>
+      <w:r>
+        <w:rPr>
+          <w:rFonts w:ascii="Times New Roman" w:hAnsi="Times New Roman" w:eastAsia="Malgun Gothic"/>
+          <w:b w:val="0"/>
+          <w:i w:val="0"/>
+          <w:sz w:val="22"/>
+        </w:rPr>
+        <w:t xml:space="preserve"> Котлеты с гречкой будешь?</w:t>
       </w:r>
     </w:p>
     <w:p>
@@ -2813,7 +2824,7 @@
           <w:i w:val="0"/>
           <w:sz w:val="22"/>
         </w:rPr>
-        <w:t>А подпись инспектора? Её почти не разобрать.</w:t>
+        <w:t>Буду. Уговорила.</w:t>
       </w:r>
     </w:p>
     <w:p>
@@ -2827,7 +2838,7 @@
           <w:i w:val="0"/>
           <w:sz w:val="22"/>
         </w:rPr>
-        <w:t xml:space="preserve">Быков: </w:t>
+        <w:t xml:space="preserve">Анна: </w:t>
       </w:r>
       <w:r>
         <w:rPr>
@@ -2836,7 +2847,7 @@
           <w:i w:val="0"/>
           <w:sz w:val="22"/>
         </w:rPr>
-        <w:t>Не разобрать — сегодня. Когда-нибудь разберём. Каракули, Алексей, оставляют те, кому лень, или те, кому есть что скрывать. Оба случая нам интересны.</w:t>
+        <w:t>Никто тебя не уговаривал. Хлеб сам нарежь, руки не отвалятся.</w:t>
       </w:r>
     </w:p>
     <w:p>
@@ -2856,10 +2867,20 @@
         <w:rPr>
           <w:rFonts w:ascii="Times New Roman" w:hAnsi="Times New Roman" w:eastAsia="Malgun Gothic"/>
           <w:b w:val="0"/>
-          <w:i w:val="0"/>
-          <w:sz w:val="22"/>
-        </w:rPr>
-        <w:t>Я сделаю копии. А оригинал куда?</w:t>
+          <w:i/>
+          <w:color w:val="555555"/>
+          <w:sz w:val="22"/>
+        </w:rPr>
+        <w:t>(режет хлеб)</w:t>
+      </w:r>
+      <w:r>
+        <w:rPr>
+          <w:rFonts w:ascii="Times New Roman" w:hAnsi="Times New Roman" w:eastAsia="Malgun Gothic"/>
+          <w:b w:val="0"/>
+          <w:i w:val="0"/>
+          <w:sz w:val="22"/>
+        </w:rPr>
+        <w:t xml:space="preserve"> Мам, ну правда, ложилась бы ты. Я сам разогрею.</w:t>
       </w:r>
     </w:p>
     <w:p>
@@ -2873,7 +2894,7 @@
           <w:i w:val="0"/>
           <w:sz w:val="22"/>
         </w:rPr>
-        <w:t xml:space="preserve">Быков: </w:t>
+        <w:t xml:space="preserve">Анна: </w:t>
       </w:r>
       <w:r>
         <w:rPr>
@@ -2882,11 +2903,716 @@
           <w:i w:val="0"/>
           <w:sz w:val="22"/>
         </w:rPr>
-        <w:t>В сейф. И никому не показывай, даже Сафроновой. Бумага, которая лежит в одном месте, — улика. Бумага, которую носят по городу, — уже слух.</w:t>
+        <w:t>Ты разогреешь. В прошлый раз ты кашу разогрел — я потом кастрюлю два дня отмывала.</w:t>
       </w:r>
     </w:p>
     <w:p>
       <w:pPr>
+        <w:spacing w:before="0" w:after="110" w:line="300" w:lineRule="auto"/>
+      </w:pPr>
+      <w:r>
+        <w:rPr>
+          <w:rFonts w:ascii="Times New Roman" w:hAnsi="Times New Roman" w:eastAsia="Malgun Gothic"/>
+          <w:b/>
+          <w:i w:val="0"/>
+          <w:sz w:val="22"/>
+        </w:rPr>
+        <w:t xml:space="preserve">Лёша: </w:t>
+      </w:r>
+      <w:r>
+        <w:rPr>
+          <w:rFonts w:ascii="Times New Roman" w:hAnsi="Times New Roman" w:eastAsia="Malgun Gothic"/>
+          <w:b w:val="0"/>
+          <w:i w:val="0"/>
+          <w:sz w:val="22"/>
+        </w:rPr>
+        <w:t>Один раз было! Сколько можно вспоминать?</w:t>
+      </w:r>
+    </w:p>
+    <w:p>
+      <w:pPr>
+        <w:spacing w:before="0" w:after="110" w:line="300" w:lineRule="auto"/>
+      </w:pPr>
+      <w:r>
+        <w:rPr>
+          <w:rFonts w:ascii="Times New Roman" w:hAnsi="Times New Roman" w:eastAsia="Malgun Gothic"/>
+          <w:b/>
+          <w:i w:val="0"/>
+          <w:sz w:val="22"/>
+        </w:rPr>
+        <w:t xml:space="preserve">Анна: </w:t>
+      </w:r>
+      <w:r>
+        <w:rPr>
+          <w:rFonts w:ascii="Times New Roman" w:hAnsi="Times New Roman" w:eastAsia="Malgun Gothic"/>
+          <w:b w:val="0"/>
+          <w:i w:val="0"/>
+          <w:sz w:val="22"/>
+        </w:rPr>
+        <w:t>Всю жизнь буду вспоминать. На то я и мать. Вот, держи. Осторожно, горячее.</w:t>
+      </w:r>
+    </w:p>
+    <w:p>
+      <w:pPr>
+        <w:spacing w:before="0" w:after="110" w:line="300" w:lineRule="auto"/>
+      </w:pPr>
+      <w:r>
+        <w:rPr>
+          <w:rFonts w:ascii="Times New Roman" w:hAnsi="Times New Roman" w:eastAsia="Malgun Gothic"/>
+          <w:b/>
+          <w:i w:val="0"/>
+          <w:sz w:val="22"/>
+        </w:rPr>
+        <w:t xml:space="preserve">Лёша: </w:t>
+      </w:r>
+      <w:r>
+        <w:rPr>
+          <w:rFonts w:ascii="Times New Roman" w:hAnsi="Times New Roman" w:eastAsia="Malgun Gothic"/>
+          <w:b w:val="0"/>
+          <w:i w:val="0"/>
+          <w:sz w:val="22"/>
+        </w:rPr>
+        <w:t>М-м… Вкусно. Спасибо, мам.</w:t>
+      </w:r>
+    </w:p>
+    <w:p>
+      <w:pPr>
+        <w:spacing w:before="0" w:after="110" w:line="300" w:lineRule="auto"/>
+      </w:pPr>
+      <w:r>
+        <w:rPr>
+          <w:rFonts w:ascii="Times New Roman" w:hAnsi="Times New Roman" w:eastAsia="Malgun Gothic"/>
+          <w:b/>
+          <w:i w:val="0"/>
+          <w:sz w:val="22"/>
+        </w:rPr>
+        <w:t xml:space="preserve">Анна: </w:t>
+      </w:r>
+      <w:r>
+        <w:rPr>
+          <w:rFonts w:ascii="Times New Roman" w:hAnsi="Times New Roman" w:eastAsia="Malgun Gothic"/>
+          <w:b w:val="0"/>
+          <w:i w:val="0"/>
+          <w:sz w:val="22"/>
+        </w:rPr>
+        <w:t>Не торопись, никто не отнимет. Сметанки положить?</w:t>
+      </w:r>
+    </w:p>
+    <w:p>
+      <w:pPr>
+        <w:spacing w:before="0" w:after="110" w:line="300" w:lineRule="auto"/>
+      </w:pPr>
+      <w:r>
+        <w:rPr>
+          <w:rFonts w:ascii="Times New Roman" w:hAnsi="Times New Roman" w:eastAsia="Malgun Gothic"/>
+          <w:b/>
+          <w:i w:val="0"/>
+          <w:sz w:val="22"/>
+        </w:rPr>
+        <w:t xml:space="preserve">Лёша: </w:t>
+      </w:r>
+      <w:r>
+        <w:rPr>
+          <w:rFonts w:ascii="Times New Roman" w:hAnsi="Times New Roman" w:eastAsia="Malgun Gothic"/>
+          <w:b w:val="0"/>
+          <w:i w:val="0"/>
+          <w:sz w:val="22"/>
+        </w:rPr>
+        <w:t>Не, и так нормально.</w:t>
+      </w:r>
+    </w:p>
+    <w:p>
+      <w:pPr>
+        <w:spacing w:before="0" w:after="110" w:line="300" w:lineRule="auto"/>
+      </w:pPr>
+      <w:r>
+        <w:rPr>
+          <w:rFonts w:ascii="Times New Roman" w:hAnsi="Times New Roman" w:eastAsia="Malgun Gothic"/>
+          <w:b/>
+          <w:i w:val="0"/>
+          <w:sz w:val="22"/>
+        </w:rPr>
+        <w:t xml:space="preserve">Анна: </w:t>
+      </w:r>
+      <w:r>
+        <w:rPr>
+          <w:rFonts w:ascii="Times New Roman" w:hAnsi="Times New Roman" w:eastAsia="Malgun Gothic"/>
+          <w:b w:val="0"/>
+          <w:i/>
+          <w:color w:val="555555"/>
+          <w:sz w:val="22"/>
+        </w:rPr>
+        <w:t>(садится напротив, подпирает щёку рукой)</w:t>
+      </w:r>
+      <w:r>
+        <w:rPr>
+          <w:rFonts w:ascii="Times New Roman" w:hAnsi="Times New Roman" w:eastAsia="Malgun Gothic"/>
+          <w:b w:val="0"/>
+          <w:i w:val="0"/>
+          <w:sz w:val="22"/>
+        </w:rPr>
+        <w:t xml:space="preserve"> Похудел ты, Лёша. Одни глаза остались.</w:t>
+      </w:r>
+    </w:p>
+    <w:p>
+      <w:pPr>
+        <w:spacing w:before="0" w:after="110" w:line="300" w:lineRule="auto"/>
+      </w:pPr>
+      <w:r>
+        <w:rPr>
+          <w:rFonts w:ascii="Times New Roman" w:hAnsi="Times New Roman" w:eastAsia="Malgun Gothic"/>
+          <w:b/>
+          <w:i w:val="0"/>
+          <w:sz w:val="22"/>
+        </w:rPr>
+        <w:t xml:space="preserve">Лёша: </w:t>
+      </w:r>
+      <w:r>
+        <w:rPr>
+          <w:rFonts w:ascii="Times New Roman" w:hAnsi="Times New Roman" w:eastAsia="Malgun Gothic"/>
+          <w:b w:val="0"/>
+          <w:i w:val="0"/>
+          <w:sz w:val="22"/>
+        </w:rPr>
+        <w:t>Мам, ну не начинай.</w:t>
+      </w:r>
+    </w:p>
+    <w:p>
+      <w:pPr>
+        <w:spacing w:before="0" w:after="110" w:line="300" w:lineRule="auto"/>
+      </w:pPr>
+      <w:r>
+        <w:rPr>
+          <w:rFonts w:ascii="Times New Roman" w:hAnsi="Times New Roman" w:eastAsia="Malgun Gothic"/>
+          <w:b/>
+          <w:i w:val="0"/>
+          <w:sz w:val="22"/>
+        </w:rPr>
+        <w:t xml:space="preserve">Анна: </w:t>
+      </w:r>
+      <w:r>
+        <w:rPr>
+          <w:rFonts w:ascii="Times New Roman" w:hAnsi="Times New Roman" w:eastAsia="Malgun Gothic"/>
+          <w:b w:val="0"/>
+          <w:i w:val="0"/>
+          <w:sz w:val="22"/>
+        </w:rPr>
+        <w:t>А я и не начинаю. Я констатирую. Так ведь у вас, у юристов, говорят?</w:t>
+      </w:r>
+    </w:p>
+    <w:p>
+      <w:pPr>
+        <w:spacing w:before="0" w:after="110" w:line="300" w:lineRule="auto"/>
+      </w:pPr>
+      <w:r>
+        <w:rPr>
+          <w:rFonts w:ascii="Times New Roman" w:hAnsi="Times New Roman" w:eastAsia="Malgun Gothic"/>
+          <w:b/>
+          <w:i w:val="0"/>
+          <w:sz w:val="22"/>
+        </w:rPr>
+        <w:t xml:space="preserve">Лёша: </w:t>
+      </w:r>
+      <w:r>
+        <w:rPr>
+          <w:rFonts w:ascii="Times New Roman" w:hAnsi="Times New Roman" w:eastAsia="Malgun Gothic"/>
+          <w:b w:val="0"/>
+          <w:i/>
+          <w:color w:val="555555"/>
+          <w:sz w:val="22"/>
+        </w:rPr>
+        <w:t>(улыбается)</w:t>
+      </w:r>
+      <w:r>
+        <w:rPr>
+          <w:rFonts w:ascii="Times New Roman" w:hAnsi="Times New Roman" w:eastAsia="Malgun Gothic"/>
+          <w:b w:val="0"/>
+          <w:i w:val="0"/>
+          <w:sz w:val="22"/>
+        </w:rPr>
+        <w:t xml:space="preserve"> Примерно так.</w:t>
+      </w:r>
+    </w:p>
+    <w:p>
+      <w:pPr>
+        <w:spacing w:before="0" w:after="110" w:line="300" w:lineRule="auto"/>
+      </w:pPr>
+      <w:r>
+        <w:rPr>
+          <w:rFonts w:ascii="Times New Roman" w:hAnsi="Times New Roman" w:eastAsia="Malgun Gothic"/>
+          <w:b w:val="0"/>
+          <w:i/>
+          <w:color w:val="555555"/>
+          <w:sz w:val="22"/>
+        </w:rPr>
+        <w:t>(В дверях снова появляется Николай.)</w:t>
+      </w:r>
+    </w:p>
+    <w:p>
+      <w:pPr>
+        <w:spacing w:before="0" w:after="110" w:line="300" w:lineRule="auto"/>
+      </w:pPr>
+      <w:r>
+        <w:rPr>
+          <w:rFonts w:ascii="Times New Roman" w:hAnsi="Times New Roman" w:eastAsia="Malgun Gothic"/>
+          <w:b/>
+          <w:i w:val="0"/>
+          <w:sz w:val="22"/>
+        </w:rPr>
+        <w:t xml:space="preserve">Николай: </w:t>
+      </w:r>
+      <w:r>
+        <w:rPr>
+          <w:rFonts w:ascii="Times New Roman" w:hAnsi="Times New Roman" w:eastAsia="Malgun Gothic"/>
+          <w:b w:val="0"/>
+          <w:i w:val="0"/>
+          <w:sz w:val="22"/>
+        </w:rPr>
+        <w:t>Аня, ты чего встала? Я же сказал — пусть сам.</w:t>
+      </w:r>
+    </w:p>
+    <w:p>
+      <w:pPr>
+        <w:spacing w:before="0" w:after="110" w:line="300" w:lineRule="auto"/>
+      </w:pPr>
+      <w:r>
+        <w:rPr>
+          <w:rFonts w:ascii="Times New Roman" w:hAnsi="Times New Roman" w:eastAsia="Malgun Gothic"/>
+          <w:b/>
+          <w:i w:val="0"/>
+          <w:sz w:val="22"/>
+        </w:rPr>
+        <w:t xml:space="preserve">Анна: </w:t>
+      </w:r>
+      <w:r>
+        <w:rPr>
+          <w:rFonts w:ascii="Times New Roman" w:hAnsi="Times New Roman" w:eastAsia="Malgun Gothic"/>
+          <w:b w:val="0"/>
+          <w:i w:val="0"/>
+          <w:sz w:val="22"/>
+        </w:rPr>
+        <w:t>«Сам». Он бы сам сейчас с пустым желудком спать лёг. Чаю будешь, раз уж пришёл?</w:t>
+      </w:r>
+    </w:p>
+    <w:p>
+      <w:pPr>
+        <w:spacing w:before="0" w:after="110" w:line="300" w:lineRule="auto"/>
+      </w:pPr>
+      <w:r>
+        <w:rPr>
+          <w:rFonts w:ascii="Times New Roman" w:hAnsi="Times New Roman" w:eastAsia="Malgun Gothic"/>
+          <w:b/>
+          <w:i w:val="0"/>
+          <w:sz w:val="22"/>
+        </w:rPr>
+        <w:t xml:space="preserve">Николай: </w:t>
+      </w:r>
+      <w:r>
+        <w:rPr>
+          <w:rFonts w:ascii="Times New Roman" w:hAnsi="Times New Roman" w:eastAsia="Malgun Gothic"/>
+          <w:b w:val="0"/>
+          <w:i w:val="0"/>
+          <w:sz w:val="22"/>
+        </w:rPr>
+        <w:t>Не буду. Ночь на дворе.</w:t>
+      </w:r>
+    </w:p>
+    <w:p>
+      <w:pPr>
+        <w:spacing w:before="0" w:after="110" w:line="300" w:lineRule="auto"/>
+      </w:pPr>
+      <w:r>
+        <w:rPr>
+          <w:rFonts w:ascii="Times New Roman" w:hAnsi="Times New Roman" w:eastAsia="Malgun Gothic"/>
+          <w:b/>
+          <w:i w:val="0"/>
+          <w:sz w:val="22"/>
+        </w:rPr>
+        <w:t xml:space="preserve">Анна: </w:t>
+      </w:r>
+      <w:r>
+        <w:rPr>
+          <w:rFonts w:ascii="Times New Roman" w:hAnsi="Times New Roman" w:eastAsia="Malgun Gothic"/>
+          <w:b w:val="0"/>
+          <w:i w:val="0"/>
+          <w:sz w:val="22"/>
+        </w:rPr>
+        <w:t>Ромашковый заварю. От него спится лучше.</w:t>
+      </w:r>
+    </w:p>
+    <w:p>
+      <w:pPr>
+        <w:spacing w:before="0" w:after="110" w:line="300" w:lineRule="auto"/>
+      </w:pPr>
+      <w:r>
+        <w:rPr>
+          <w:rFonts w:ascii="Times New Roman" w:hAnsi="Times New Roman" w:eastAsia="Malgun Gothic"/>
+          <w:b/>
+          <w:i w:val="0"/>
+          <w:sz w:val="22"/>
+        </w:rPr>
+        <w:t xml:space="preserve">Николай: </w:t>
+      </w:r>
+      <w:r>
+        <w:rPr>
+          <w:rFonts w:ascii="Times New Roman" w:hAnsi="Times New Roman" w:eastAsia="Malgun Gothic"/>
+          <w:b w:val="0"/>
+          <w:i/>
+          <w:color w:val="555555"/>
+          <w:sz w:val="22"/>
+        </w:rPr>
+        <w:t>(ворчит, но садится)</w:t>
+      </w:r>
+      <w:r>
+        <w:rPr>
+          <w:rFonts w:ascii="Times New Roman" w:hAnsi="Times New Roman" w:eastAsia="Malgun Gothic"/>
+          <w:b w:val="0"/>
+          <w:i w:val="0"/>
+          <w:sz w:val="22"/>
+        </w:rPr>
+        <w:t xml:space="preserve"> Ну, разве что ромашковый. Полчашки.</w:t>
+      </w:r>
+    </w:p>
+    <w:p>
+      <w:pPr>
+        <w:spacing w:before="0" w:after="110" w:line="300" w:lineRule="auto"/>
+      </w:pPr>
+      <w:r>
+        <w:rPr>
+          <w:rFonts w:ascii="Times New Roman" w:hAnsi="Times New Roman" w:eastAsia="Malgun Gothic"/>
+          <w:b/>
+          <w:i w:val="0"/>
+          <w:sz w:val="22"/>
+        </w:rPr>
+        <w:t xml:space="preserve">Анна: </w:t>
+      </w:r>
+      <w:r>
+        <w:rPr>
+          <w:rFonts w:ascii="Times New Roman" w:hAnsi="Times New Roman" w:eastAsia="Malgun Gothic"/>
+          <w:b w:val="0"/>
+          <w:i w:val="0"/>
+          <w:sz w:val="22"/>
+        </w:rPr>
+        <w:t>И куртку свою застегни наконец. Ходишь нараспашку, как студент.</w:t>
+      </w:r>
+    </w:p>
+    <w:p>
+      <w:pPr>
+        <w:spacing w:before="0" w:after="110" w:line="300" w:lineRule="auto"/>
+      </w:pPr>
+      <w:r>
+        <w:rPr>
+          <w:rFonts w:ascii="Times New Roman" w:hAnsi="Times New Roman" w:eastAsia="Malgun Gothic"/>
+          <w:b/>
+          <w:i w:val="0"/>
+          <w:sz w:val="22"/>
+        </w:rPr>
+        <w:t xml:space="preserve">Лёша: </w:t>
+      </w:r>
+      <w:r>
+        <w:rPr>
+          <w:rFonts w:ascii="Times New Roman" w:hAnsi="Times New Roman" w:eastAsia="Malgun Gothic"/>
+          <w:b w:val="0"/>
+          <w:i w:val="0"/>
+          <w:sz w:val="22"/>
+        </w:rPr>
+        <w:t>Мам, мне не пятнадцать лет.</w:t>
+      </w:r>
+    </w:p>
+    <w:p>
+      <w:pPr>
+        <w:spacing w:before="0" w:after="110" w:line="300" w:lineRule="auto"/>
+      </w:pPr>
+      <w:r>
+        <w:rPr>
+          <w:rFonts w:ascii="Times New Roman" w:hAnsi="Times New Roman" w:eastAsia="Malgun Gothic"/>
+          <w:b/>
+          <w:i w:val="0"/>
+          <w:sz w:val="22"/>
+        </w:rPr>
+        <w:t xml:space="preserve">Анна: </w:t>
+      </w:r>
+      <w:r>
+        <w:rPr>
+          <w:rFonts w:ascii="Times New Roman" w:hAnsi="Times New Roman" w:eastAsia="Malgun Gothic"/>
+          <w:b w:val="0"/>
+          <w:i w:val="0"/>
+          <w:sz w:val="22"/>
+        </w:rPr>
+        <w:t>Тебе хоть сорок будет — всё равно застегни.</w:t>
+      </w:r>
+    </w:p>
+    <w:p>
+      <w:pPr>
+        <w:spacing w:before="0" w:after="110" w:line="300" w:lineRule="auto"/>
+      </w:pPr>
+      <w:r>
+        <w:rPr>
+          <w:rFonts w:ascii="Times New Roman" w:hAnsi="Times New Roman" w:eastAsia="Malgun Gothic"/>
+          <w:b/>
+          <w:i w:val="0"/>
+          <w:sz w:val="22"/>
+        </w:rPr>
+        <w:t xml:space="preserve">Николай: </w:t>
+      </w:r>
+      <w:r>
+        <w:rPr>
+          <w:rFonts w:ascii="Times New Roman" w:hAnsi="Times New Roman" w:eastAsia="Malgun Gothic"/>
+          <w:b w:val="0"/>
+          <w:i w:val="0"/>
+          <w:sz w:val="22"/>
+        </w:rPr>
+        <w:t>Бесполезно, Аня. Он в тебя упрямый.</w:t>
+      </w:r>
+    </w:p>
+    <w:p>
+      <w:pPr>
+        <w:spacing w:before="0" w:after="110" w:line="300" w:lineRule="auto"/>
+      </w:pPr>
+      <w:r>
+        <w:rPr>
+          <w:rFonts w:ascii="Times New Roman" w:hAnsi="Times New Roman" w:eastAsia="Malgun Gothic"/>
+          <w:b/>
+          <w:i w:val="0"/>
+          <w:sz w:val="22"/>
+        </w:rPr>
+        <w:t xml:space="preserve">Анна: </w:t>
+      </w:r>
+      <w:r>
+        <w:rPr>
+          <w:rFonts w:ascii="Times New Roman" w:hAnsi="Times New Roman" w:eastAsia="Malgun Gothic"/>
+          <w:b w:val="0"/>
+          <w:i w:val="0"/>
+          <w:sz w:val="22"/>
+        </w:rPr>
+        <w:t>В меня? А кто у нас двадцать лет в одной кепке ходит?</w:t>
+      </w:r>
+    </w:p>
+    <w:p>
+      <w:pPr>
+        <w:spacing w:before="0" w:after="110" w:line="300" w:lineRule="auto"/>
+      </w:pPr>
+      <w:r>
+        <w:rPr>
+          <w:rFonts w:ascii="Times New Roman" w:hAnsi="Times New Roman" w:eastAsia="Malgun Gothic"/>
+          <w:b/>
+          <w:i w:val="0"/>
+          <w:sz w:val="22"/>
+        </w:rPr>
+        <w:t xml:space="preserve">Николай: </w:t>
+      </w:r>
+      <w:r>
+        <w:rPr>
+          <w:rFonts w:ascii="Times New Roman" w:hAnsi="Times New Roman" w:eastAsia="Malgun Gothic"/>
+          <w:b w:val="0"/>
+          <w:i w:val="0"/>
+          <w:sz w:val="22"/>
+        </w:rPr>
+        <w:t>Кепка хорошая. Ещё столько же прослужит.</w:t>
+      </w:r>
+    </w:p>
+    <w:p>
+      <w:pPr>
+        <w:spacing w:before="0" w:after="110" w:line="300" w:lineRule="auto"/>
+      </w:pPr>
+      <w:r>
+        <w:rPr>
+          <w:rFonts w:ascii="Times New Roman" w:hAnsi="Times New Roman" w:eastAsia="Malgun Gothic"/>
+          <w:b/>
+          <w:i w:val="0"/>
+          <w:sz w:val="22"/>
+        </w:rPr>
+        <w:t xml:space="preserve">Лёша: </w:t>
+      </w:r>
+      <w:r>
+        <w:rPr>
+          <w:rFonts w:ascii="Times New Roman" w:hAnsi="Times New Roman" w:eastAsia="Malgun Gothic"/>
+          <w:b w:val="0"/>
+          <w:i/>
+          <w:color w:val="555555"/>
+          <w:sz w:val="22"/>
+        </w:rPr>
+        <w:t>(смеётся)</w:t>
+      </w:r>
+      <w:r>
+        <w:rPr>
+          <w:rFonts w:ascii="Times New Roman" w:hAnsi="Times New Roman" w:eastAsia="Malgun Gothic"/>
+          <w:b w:val="0"/>
+          <w:i w:val="0"/>
+          <w:sz w:val="22"/>
+        </w:rPr>
+        <w:t xml:space="preserve"> Ладно, ладно, застегну. Честное слово.</w:t>
+      </w:r>
+    </w:p>
+    <w:p>
+      <w:pPr>
+        <w:spacing w:before="0" w:after="110" w:line="300" w:lineRule="auto"/>
+      </w:pPr>
+      <w:r>
+        <w:rPr>
+          <w:rFonts w:ascii="Times New Roman" w:hAnsi="Times New Roman" w:eastAsia="Malgun Gothic"/>
+          <w:b/>
+          <w:i w:val="0"/>
+          <w:sz w:val="22"/>
+        </w:rPr>
+        <w:t xml:space="preserve">Анна: </w:t>
+      </w:r>
+      <w:r>
+        <w:rPr>
+          <w:rFonts w:ascii="Times New Roman" w:hAnsi="Times New Roman" w:eastAsia="Malgun Gothic"/>
+          <w:b w:val="0"/>
+          <w:i w:val="0"/>
+          <w:sz w:val="22"/>
+        </w:rPr>
+        <w:t>Вот и хорошо. Добавки положить?</w:t>
+      </w:r>
+    </w:p>
+    <w:p>
+      <w:pPr>
+        <w:spacing w:before="0" w:after="110" w:line="300" w:lineRule="auto"/>
+      </w:pPr>
+      <w:r>
+        <w:rPr>
+          <w:rFonts w:ascii="Times New Roman" w:hAnsi="Times New Roman" w:eastAsia="Malgun Gothic"/>
+          <w:b/>
+          <w:i w:val="0"/>
+          <w:sz w:val="22"/>
+        </w:rPr>
+        <w:t xml:space="preserve">Лёша: </w:t>
+      </w:r>
+      <w:r>
+        <w:rPr>
+          <w:rFonts w:ascii="Times New Roman" w:hAnsi="Times New Roman" w:eastAsia="Malgun Gothic"/>
+          <w:b w:val="0"/>
+          <w:i w:val="0"/>
+          <w:sz w:val="22"/>
+        </w:rPr>
+        <w:t>Нет, всё, наелся. Правда, мам, очень вкусно было.</w:t>
+      </w:r>
+    </w:p>
+    <w:p>
+      <w:pPr>
+        <w:spacing w:before="0" w:after="110" w:line="300" w:lineRule="auto"/>
+      </w:pPr>
+      <w:r>
+        <w:rPr>
+          <w:rFonts w:ascii="Times New Roman" w:hAnsi="Times New Roman" w:eastAsia="Malgun Gothic"/>
+          <w:b/>
+          <w:i w:val="0"/>
+          <w:sz w:val="22"/>
+        </w:rPr>
+        <w:t xml:space="preserve">Анна: </w:t>
+      </w:r>
+      <w:r>
+        <w:rPr>
+          <w:rFonts w:ascii="Times New Roman" w:hAnsi="Times New Roman" w:eastAsia="Malgun Gothic"/>
+          <w:b w:val="0"/>
+          <w:i w:val="0"/>
+          <w:sz w:val="22"/>
+        </w:rPr>
+        <w:t>На здоровье. Тарелку в раковину поставь, утром помою.</w:t>
+      </w:r>
+    </w:p>
+    <w:p>
+      <w:pPr>
+        <w:spacing w:before="0" w:after="110" w:line="300" w:lineRule="auto"/>
+      </w:pPr>
+      <w:r>
+        <w:rPr>
+          <w:rFonts w:ascii="Times New Roman" w:hAnsi="Times New Roman" w:eastAsia="Malgun Gothic"/>
+          <w:b/>
+          <w:i w:val="0"/>
+          <w:sz w:val="22"/>
+        </w:rPr>
+        <w:t xml:space="preserve">Николай: </w:t>
+      </w:r>
+      <w:r>
+        <w:rPr>
+          <w:rFonts w:ascii="Times New Roman" w:hAnsi="Times New Roman" w:eastAsia="Malgun Gothic"/>
+          <w:b w:val="0"/>
+          <w:i/>
+          <w:color w:val="555555"/>
+          <w:sz w:val="22"/>
+        </w:rPr>
+        <w:t>(допивает чай)</w:t>
+      </w:r>
+      <w:r>
+        <w:rPr>
+          <w:rFonts w:ascii="Times New Roman" w:hAnsi="Times New Roman" w:eastAsia="Malgun Gothic"/>
+          <w:b w:val="0"/>
+          <w:i w:val="0"/>
+          <w:sz w:val="22"/>
+        </w:rPr>
+        <w:t xml:space="preserve"> И свет в коридоре выключи. А то опять до утра гореть будет.</w:t>
+      </w:r>
+    </w:p>
+    <w:p>
+      <w:pPr>
+        <w:spacing w:before="0" w:after="110" w:line="300" w:lineRule="auto"/>
+      </w:pPr>
+      <w:r>
+        <w:rPr>
+          <w:rFonts w:ascii="Times New Roman" w:hAnsi="Times New Roman" w:eastAsia="Malgun Gothic"/>
+          <w:b/>
+          <w:i w:val="0"/>
+          <w:sz w:val="22"/>
+        </w:rPr>
+        <w:t xml:space="preserve">Лёша: </w:t>
+      </w:r>
+      <w:r>
+        <w:rPr>
+          <w:rFonts w:ascii="Times New Roman" w:hAnsi="Times New Roman" w:eastAsia="Malgun Gothic"/>
+          <w:b w:val="0"/>
+          <w:i w:val="0"/>
+          <w:sz w:val="22"/>
+        </w:rPr>
+        <w:t>Выключу. Спокойной ночи.</w:t>
+      </w:r>
+    </w:p>
+    <w:p>
+      <w:pPr>
+        <w:spacing w:before="0" w:after="110" w:line="300" w:lineRule="auto"/>
+      </w:pPr>
+      <w:r>
+        <w:rPr>
+          <w:rFonts w:ascii="Times New Roman" w:hAnsi="Times New Roman" w:eastAsia="Malgun Gothic"/>
+          <w:b/>
+          <w:i w:val="0"/>
+          <w:sz w:val="22"/>
+        </w:rPr>
+        <w:t xml:space="preserve">Анна: </w:t>
+      </w:r>
+      <w:r>
+        <w:rPr>
+          <w:rFonts w:ascii="Times New Roman" w:hAnsi="Times New Roman" w:eastAsia="Malgun Gothic"/>
+          <w:b w:val="0"/>
+          <w:i w:val="0"/>
+          <w:sz w:val="22"/>
+        </w:rPr>
+        <w:t xml:space="preserve">Спокойной ночи, сынок. </w:t>
+      </w:r>
+      <w:r>
+        <w:rPr>
+          <w:rFonts w:ascii="Times New Roman" w:hAnsi="Times New Roman" w:eastAsia="Malgun Gothic"/>
+          <w:b w:val="0"/>
+          <w:i/>
+          <w:color w:val="555555"/>
+          <w:sz w:val="22"/>
+        </w:rPr>
+        <w:t>(целует его в макушку)</w:t>
+      </w:r>
+      <w:r>
+        <w:rPr>
+          <w:rFonts w:ascii="Times New Roman" w:hAnsi="Times New Roman" w:eastAsia="Malgun Gothic"/>
+          <w:b w:val="0"/>
+          <w:i w:val="0"/>
+          <w:sz w:val="22"/>
+        </w:rPr>
+        <w:t xml:space="preserve"> Горе ты моё луковое.</w:t>
+      </w:r>
+    </w:p>
+    <w:p>
+      <w:pPr>
         <w:keepNext/>
         <w:spacing w:before="320" w:after="140"/>
       </w:pPr>
@@ -2898,7 +3624,7 @@
           <w:color w:val="1F3864"/>
           <w:sz w:val="26"/>
         </w:rPr>
-        <w:t>장면 6 — 밤의 사무실, 결의</w:t>
+        <w:t>장면 6 — 사무실, 첫 단서</w:t>
       </w:r>
     </w:p>
     <w:p>
@@ -2921,7 +3647,7 @@
           <w:i w:val="0"/>
           <w:sz w:val="22"/>
         </w:rPr>
-        <w:t>Если мы подадим иск — что будет дальше?</w:t>
+        <w:t>Виктор Петрович, смотрите. Акт проверки вентиляции. Годичной давности.</w:t>
       </w:r>
     </w:p>
     <w:p>
@@ -2944,7 +3670,7 @@
           <w:i w:val="0"/>
           <w:sz w:val="22"/>
         </w:rPr>
-        <w:t>Дальше будет тяжело. Заводу есть что терять, а значит, он будет защищаться — не по правилам, если понадобится.</w:t>
+        <w:t>И что там?</w:t>
       </w:r>
     </w:p>
     <w:p>
@@ -2967,7 +3693,7 @@
           <w:i w:val="0"/>
           <w:sz w:val="22"/>
         </w:rPr>
-        <w:t>Вы боитесь?</w:t>
+        <w:t>Инспектор написал: «система неисправна, требует замены». Подпись Панкратова — «принято к сведению».</w:t>
       </w:r>
     </w:p>
     <w:p>
@@ -2990,7 +3716,7 @@
           <w:i w:val="0"/>
           <w:sz w:val="22"/>
         </w:rPr>
-        <w:t>Я давно перестал бояться за себя. Боюсь за тех, кто рядом со мной — у страха, в отличие от смелости, всегда есть адрес.</w:t>
+        <w:t>Принято к сведению — и ничего не сделано. Классическая формула нашей бюрократии: между «принять к сведению» и «принять меры» — пропасть шириной в три трупа.</w:t>
       </w:r>
     </w:p>
     <w:p>
@@ -3013,7 +3739,7 @@
           <w:i w:val="0"/>
           <w:sz w:val="22"/>
         </w:rPr>
-        <w:t>Тогда почему вы до сих пор этим занимаетесь?</w:t>
+        <w:t>Если приобщить это к делу...</w:t>
       </w:r>
     </w:p>
     <w:p>
@@ -3036,7 +3762,7 @@
           <w:i w:val="0"/>
           <w:sz w:val="22"/>
         </w:rPr>
-        <w:t>Потому что кто-то должен. А сегодня, кажется, этот «кто-то» — мы с тобой. Не самая почётная должность в этом городе, зато вакансий на неё вечно не хватает.</w:t>
+        <w:t>Это ещё не доказательство вины. Но это трещина. А трещины, Алексей, умеют расти — если их не бетонировать, а разглядывать.</w:t>
       </w:r>
     </w:p>
     <w:p>
@@ -3059,7 +3785,7 @@
           <w:i w:val="0"/>
           <w:sz w:val="22"/>
         </w:rPr>
-        <w:t>А вы с самого начала так решили? Когда только пришли в профессию?</w:t>
+        <w:t>Откуда у вас вообще этот документ?</w:t>
       </w:r>
     </w:p>
     <w:p>
@@ -3082,7 +3808,7 @@
           <w:i w:val="0"/>
           <w:sz w:val="22"/>
         </w:rPr>
-        <w:t>Нет. Сначала я хотел быть просто хорошим адвокатом. Выигрывать, получать гонорары, чтобы в коллегии уважали. Потом жизнь объяснила мне, что хороший адвокат и порядочный человек — не всегда одно и то же.</w:t>
+        <w:t>У меня в этом городе сорок лет знакомых. Некоторые до сих пор помнят, кто им помог, когда было трудно — а у памяти о доброте, в отличие от вентиляции, срок годности не истекает.</w:t>
       </w:r>
     </w:p>
     <w:p>
@@ -3105,7 +3831,7 @@
           <w:i w:val="0"/>
           <w:sz w:val="22"/>
         </w:rPr>
-        <w:t>Когда объяснила?</w:t>
+        <w:t>А подпись инспектора? Её почти не разобрать.</w:t>
       </w:r>
     </w:p>
     <w:p>
@@ -3128,7 +3854,7 @@
           <w:i w:val="0"/>
           <w:sz w:val="22"/>
         </w:rPr>
-        <w:t>Давно. Расскажу как-нибудь, не сегодня. На сегодня тебе и так хватит.</w:t>
+        <w:t>Не разобрать — сегодня. Когда-нибудь разберём. Каракули, Алексей, оставляют те, кому лень, или те, кому есть что скрывать. Оба случая нам интересны.</w:t>
       </w:r>
     </w:p>
     <w:p>
@@ -3151,7 +3877,7 @@
           <w:i w:val="0"/>
           <w:sz w:val="22"/>
         </w:rPr>
-        <w:t>Отец говорит, что я буду один против всего города.</w:t>
+        <w:t>Я сделаю копии. А оригинал куда?</w:t>
       </w:r>
     </w:p>
     <w:p>
@@ -3174,30 +3900,23 @@
           <w:i w:val="0"/>
           <w:sz w:val="22"/>
         </w:rPr>
-        <w:t>Твой отец — честный человек, он говорит то, что видит. А Некрасов когда-то написал: «Поэтом можешь ты не быть, но гражданином быть обязан». Адвокатом, Алексей, ты можешь и не быть. А вот гражданином — придётся.</w:t>
+        <w:t>В сейф. И никому не показывай, даже Сафроновой. Бумага, которая лежит в одном месте, — улика. Бумага, которую носят по городу, — уже слух.</w:t>
       </w:r>
     </w:p>
     <w:p>
       <w:pPr>
-        <w:spacing w:before="0" w:after="110" w:line="300" w:lineRule="auto"/>
+        <w:keepNext/>
+        <w:spacing w:before="320" w:after="140"/>
       </w:pPr>
       <w:r>
         <w:rPr>
           <w:rFonts w:ascii="Times New Roman" w:hAnsi="Times New Roman" w:eastAsia="Malgun Gothic"/>
           <w:b/>
           <w:i w:val="0"/>
-          <w:sz w:val="22"/>
-        </w:rPr>
-        <w:t xml:space="preserve">Лёша: </w:t>
-      </w:r>
-      <w:r>
-        <w:rPr>
-          <w:rFonts w:ascii="Times New Roman" w:hAnsi="Times New Roman" w:eastAsia="Malgun Gothic"/>
-          <w:b w:val="0"/>
-          <w:i w:val="0"/>
-          <w:sz w:val="22"/>
-        </w:rPr>
-        <w:t>А если быть гражданином обойдётся дороже, чем адвокатом?</w:t>
+          <w:color w:val="1F3864"/>
+          <w:sz w:val="26"/>
+        </w:rPr>
+        <w:t>장면 7 — 밤의 사무실, 결의</w:t>
       </w:r>
     </w:p>
     <w:p>
@@ -3211,7 +3930,7 @@
           <w:i w:val="0"/>
           <w:sz w:val="22"/>
         </w:rPr>
-        <w:t xml:space="preserve">Быков: </w:t>
+        <w:t xml:space="preserve">Лёша: </w:t>
       </w:r>
       <w:r>
         <w:rPr>
@@ -3220,7 +3939,7 @@
           <w:i w:val="0"/>
           <w:sz w:val="22"/>
         </w:rPr>
-        <w:t>Всегда обходится дороже. Поэтому и желающих мало. Иди домой, поспи. Завтра начнём искать тех, кто ещё помнит, как дышалось в третьем цеху.</w:t>
+        <w:t>Если мы подадим иск — что будет дальше?</w:t>
       </w:r>
     </w:p>
     <w:p>
@@ -3234,7 +3953,7 @@
           <w:i w:val="0"/>
           <w:sz w:val="22"/>
         </w:rPr>
-        <w:t xml:space="preserve">Лёша: </w:t>
+        <w:t xml:space="preserve">Быков: </w:t>
       </w:r>
       <w:r>
         <w:rPr>
@@ -3243,7 +3962,7 @@
           <w:i w:val="0"/>
           <w:sz w:val="22"/>
         </w:rPr>
-        <w:t>Виктор Петрович… спасибо, что доверили мне Сафронову.</w:t>
+        <w:t>Дальше будет тяжело. Заводу есть что терять, а значит, он будет защищаться — не по правилам, если понадобится.</w:t>
       </w:r>
     </w:p>
     <w:p>
@@ -3257,7 +3976,7 @@
           <w:i w:val="0"/>
           <w:sz w:val="22"/>
         </w:rPr>
-        <w:t xml:space="preserve">Быков: </w:t>
+        <w:t xml:space="preserve">Лёша: </w:t>
       </w:r>
       <w:r>
         <w:rPr>
@@ -3266,11 +3985,310 @@
           <w:i w:val="0"/>
           <w:sz w:val="22"/>
         </w:rPr>
-        <w:t>Не мне спасибо, а ей. Она сама выбрала, к кому прийти, — я только открыл дверь.</w:t>
+        <w:t>Вы боитесь?</w:t>
       </w:r>
     </w:p>
     <w:p>
       <w:pPr>
+        <w:spacing w:before="0" w:after="110" w:line="300" w:lineRule="auto"/>
+      </w:pPr>
+      <w:r>
+        <w:rPr>
+          <w:rFonts w:ascii="Times New Roman" w:hAnsi="Times New Roman" w:eastAsia="Malgun Gothic"/>
+          <w:b/>
+          <w:i w:val="0"/>
+          <w:sz w:val="22"/>
+        </w:rPr>
+        <w:t xml:space="preserve">Быков: </w:t>
+      </w:r>
+      <w:r>
+        <w:rPr>
+          <w:rFonts w:ascii="Times New Roman" w:hAnsi="Times New Roman" w:eastAsia="Malgun Gothic"/>
+          <w:b w:val="0"/>
+          <w:i w:val="0"/>
+          <w:sz w:val="22"/>
+        </w:rPr>
+        <w:t>Я давно перестал бояться за себя. Боюсь за тех, кто рядом со мной — у страха, в отличие от смелости, всегда есть адрес.</w:t>
+      </w:r>
+    </w:p>
+    <w:p>
+      <w:pPr>
+        <w:spacing w:before="0" w:after="110" w:line="300" w:lineRule="auto"/>
+      </w:pPr>
+      <w:r>
+        <w:rPr>
+          <w:rFonts w:ascii="Times New Roman" w:hAnsi="Times New Roman" w:eastAsia="Malgun Gothic"/>
+          <w:b/>
+          <w:i w:val="0"/>
+          <w:sz w:val="22"/>
+        </w:rPr>
+        <w:t xml:space="preserve">Лёша: </w:t>
+      </w:r>
+      <w:r>
+        <w:rPr>
+          <w:rFonts w:ascii="Times New Roman" w:hAnsi="Times New Roman" w:eastAsia="Malgun Gothic"/>
+          <w:b w:val="0"/>
+          <w:i w:val="0"/>
+          <w:sz w:val="22"/>
+        </w:rPr>
+        <w:t>Тогда почему вы до сих пор этим занимаетесь?</w:t>
+      </w:r>
+    </w:p>
+    <w:p>
+      <w:pPr>
+        <w:spacing w:before="0" w:after="110" w:line="300" w:lineRule="auto"/>
+      </w:pPr>
+      <w:r>
+        <w:rPr>
+          <w:rFonts w:ascii="Times New Roman" w:hAnsi="Times New Roman" w:eastAsia="Malgun Gothic"/>
+          <w:b/>
+          <w:i w:val="0"/>
+          <w:sz w:val="22"/>
+        </w:rPr>
+        <w:t xml:space="preserve">Быков: </w:t>
+      </w:r>
+      <w:r>
+        <w:rPr>
+          <w:rFonts w:ascii="Times New Roman" w:hAnsi="Times New Roman" w:eastAsia="Malgun Gothic"/>
+          <w:b w:val="0"/>
+          <w:i w:val="0"/>
+          <w:sz w:val="22"/>
+        </w:rPr>
+        <w:t>Потому что кто-то должен. А сегодня, кажется, этот «кто-то» — мы с тобой. Не самая почётная должность в этом городе, зато вакансий на неё вечно не хватает.</w:t>
+      </w:r>
+    </w:p>
+    <w:p>
+      <w:pPr>
+        <w:spacing w:before="0" w:after="110" w:line="300" w:lineRule="auto"/>
+      </w:pPr>
+      <w:r>
+        <w:rPr>
+          <w:rFonts w:ascii="Times New Roman" w:hAnsi="Times New Roman" w:eastAsia="Malgun Gothic"/>
+          <w:b/>
+          <w:i w:val="0"/>
+          <w:sz w:val="22"/>
+        </w:rPr>
+        <w:t xml:space="preserve">Лёша: </w:t>
+      </w:r>
+      <w:r>
+        <w:rPr>
+          <w:rFonts w:ascii="Times New Roman" w:hAnsi="Times New Roman" w:eastAsia="Malgun Gothic"/>
+          <w:b w:val="0"/>
+          <w:i w:val="0"/>
+          <w:sz w:val="22"/>
+        </w:rPr>
+        <w:t>А вы с самого начала так решили? Когда только пришли в профессию?</w:t>
+      </w:r>
+    </w:p>
+    <w:p>
+      <w:pPr>
+        <w:spacing w:before="0" w:after="110" w:line="300" w:lineRule="auto"/>
+      </w:pPr>
+      <w:r>
+        <w:rPr>
+          <w:rFonts w:ascii="Times New Roman" w:hAnsi="Times New Roman" w:eastAsia="Malgun Gothic"/>
+          <w:b/>
+          <w:i w:val="0"/>
+          <w:sz w:val="22"/>
+        </w:rPr>
+        <w:t xml:space="preserve">Быков: </w:t>
+      </w:r>
+      <w:r>
+        <w:rPr>
+          <w:rFonts w:ascii="Times New Roman" w:hAnsi="Times New Roman" w:eastAsia="Malgun Gothic"/>
+          <w:b w:val="0"/>
+          <w:i w:val="0"/>
+          <w:sz w:val="22"/>
+        </w:rPr>
+        <w:t>Нет. Сначала я хотел быть просто хорошим адвокатом. Выигрывать, получать гонорары, чтобы в коллегии уважали. Потом жизнь объяснила мне, что хороший адвокат и порядочный человек — не всегда одно и то же.</w:t>
+      </w:r>
+    </w:p>
+    <w:p>
+      <w:pPr>
+        <w:spacing w:before="0" w:after="110" w:line="300" w:lineRule="auto"/>
+      </w:pPr>
+      <w:r>
+        <w:rPr>
+          <w:rFonts w:ascii="Times New Roman" w:hAnsi="Times New Roman" w:eastAsia="Malgun Gothic"/>
+          <w:b/>
+          <w:i w:val="0"/>
+          <w:sz w:val="22"/>
+        </w:rPr>
+        <w:t xml:space="preserve">Лёша: </w:t>
+      </w:r>
+      <w:r>
+        <w:rPr>
+          <w:rFonts w:ascii="Times New Roman" w:hAnsi="Times New Roman" w:eastAsia="Malgun Gothic"/>
+          <w:b w:val="0"/>
+          <w:i w:val="0"/>
+          <w:sz w:val="22"/>
+        </w:rPr>
+        <w:t>Когда объяснила?</w:t>
+      </w:r>
+    </w:p>
+    <w:p>
+      <w:pPr>
+        <w:spacing w:before="0" w:after="110" w:line="300" w:lineRule="auto"/>
+      </w:pPr>
+      <w:r>
+        <w:rPr>
+          <w:rFonts w:ascii="Times New Roman" w:hAnsi="Times New Roman" w:eastAsia="Malgun Gothic"/>
+          <w:b/>
+          <w:i w:val="0"/>
+          <w:sz w:val="22"/>
+        </w:rPr>
+        <w:t xml:space="preserve">Быков: </w:t>
+      </w:r>
+      <w:r>
+        <w:rPr>
+          <w:rFonts w:ascii="Times New Roman" w:hAnsi="Times New Roman" w:eastAsia="Malgun Gothic"/>
+          <w:b w:val="0"/>
+          <w:i w:val="0"/>
+          <w:sz w:val="22"/>
+        </w:rPr>
+        <w:t>Давно. Расскажу как-нибудь, не сегодня. На сегодня тебе и так хватит.</w:t>
+      </w:r>
+    </w:p>
+    <w:p>
+      <w:pPr>
+        <w:spacing w:before="0" w:after="110" w:line="300" w:lineRule="auto"/>
+      </w:pPr>
+      <w:r>
+        <w:rPr>
+          <w:rFonts w:ascii="Times New Roman" w:hAnsi="Times New Roman" w:eastAsia="Malgun Gothic"/>
+          <w:b/>
+          <w:i w:val="0"/>
+          <w:sz w:val="22"/>
+        </w:rPr>
+        <w:t xml:space="preserve">Лёша: </w:t>
+      </w:r>
+      <w:r>
+        <w:rPr>
+          <w:rFonts w:ascii="Times New Roman" w:hAnsi="Times New Roman" w:eastAsia="Malgun Gothic"/>
+          <w:b w:val="0"/>
+          <w:i w:val="0"/>
+          <w:sz w:val="22"/>
+        </w:rPr>
+        <w:t>Отец говорит, что я буду один против всего города.</w:t>
+      </w:r>
+    </w:p>
+    <w:p>
+      <w:pPr>
+        <w:spacing w:before="0" w:after="110" w:line="300" w:lineRule="auto"/>
+      </w:pPr>
+      <w:r>
+        <w:rPr>
+          <w:rFonts w:ascii="Times New Roman" w:hAnsi="Times New Roman" w:eastAsia="Malgun Gothic"/>
+          <w:b/>
+          <w:i w:val="0"/>
+          <w:sz w:val="22"/>
+        </w:rPr>
+        <w:t xml:space="preserve">Быков: </w:t>
+      </w:r>
+      <w:r>
+        <w:rPr>
+          <w:rFonts w:ascii="Times New Roman" w:hAnsi="Times New Roman" w:eastAsia="Malgun Gothic"/>
+          <w:b w:val="0"/>
+          <w:i w:val="0"/>
+          <w:sz w:val="22"/>
+        </w:rPr>
+        <w:t>Твой отец — честный человек, он говорит то, что видит. А Некрасов когда-то написал: «Поэтом можешь ты не быть, но гражданином быть обязан». Адвокатом, Алексей, ты можешь и не быть. А вот гражданином — придётся.</w:t>
+      </w:r>
+    </w:p>
+    <w:p>
+      <w:pPr>
+        <w:spacing w:before="0" w:after="110" w:line="300" w:lineRule="auto"/>
+      </w:pPr>
+      <w:r>
+        <w:rPr>
+          <w:rFonts w:ascii="Times New Roman" w:hAnsi="Times New Roman" w:eastAsia="Malgun Gothic"/>
+          <w:b/>
+          <w:i w:val="0"/>
+          <w:sz w:val="22"/>
+        </w:rPr>
+        <w:t xml:space="preserve">Лёша: </w:t>
+      </w:r>
+      <w:r>
+        <w:rPr>
+          <w:rFonts w:ascii="Times New Roman" w:hAnsi="Times New Roman" w:eastAsia="Malgun Gothic"/>
+          <w:b w:val="0"/>
+          <w:i w:val="0"/>
+          <w:sz w:val="22"/>
+        </w:rPr>
+        <w:t>А если быть гражданином обойдётся дороже, чем адвокатом?</w:t>
+      </w:r>
+    </w:p>
+    <w:p>
+      <w:pPr>
+        <w:spacing w:before="0" w:after="110" w:line="300" w:lineRule="auto"/>
+      </w:pPr>
+      <w:r>
+        <w:rPr>
+          <w:rFonts w:ascii="Times New Roman" w:hAnsi="Times New Roman" w:eastAsia="Malgun Gothic"/>
+          <w:b/>
+          <w:i w:val="0"/>
+          <w:sz w:val="22"/>
+        </w:rPr>
+        <w:t xml:space="preserve">Быков: </w:t>
+      </w:r>
+      <w:r>
+        <w:rPr>
+          <w:rFonts w:ascii="Times New Roman" w:hAnsi="Times New Roman" w:eastAsia="Malgun Gothic"/>
+          <w:b w:val="0"/>
+          <w:i w:val="0"/>
+          <w:sz w:val="22"/>
+        </w:rPr>
+        <w:t>Всегда обходится дороже. Поэтому и желающих мало. Иди домой, поспи. Завтра начнём искать тех, кто ещё помнит, как дышалось в третьем цеху.</w:t>
+      </w:r>
+    </w:p>
+    <w:p>
+      <w:pPr>
+        <w:spacing w:before="0" w:after="110" w:line="300" w:lineRule="auto"/>
+      </w:pPr>
+      <w:r>
+        <w:rPr>
+          <w:rFonts w:ascii="Times New Roman" w:hAnsi="Times New Roman" w:eastAsia="Malgun Gothic"/>
+          <w:b/>
+          <w:i w:val="0"/>
+          <w:sz w:val="22"/>
+        </w:rPr>
+        <w:t xml:space="preserve">Лёша: </w:t>
+      </w:r>
+      <w:r>
+        <w:rPr>
+          <w:rFonts w:ascii="Times New Roman" w:hAnsi="Times New Roman" w:eastAsia="Malgun Gothic"/>
+          <w:b w:val="0"/>
+          <w:i w:val="0"/>
+          <w:sz w:val="22"/>
+        </w:rPr>
+        <w:t>Виктор Петрович… спасибо, что доверили мне Сафронову.</w:t>
+      </w:r>
+    </w:p>
+    <w:p>
+      <w:pPr>
+        <w:spacing w:before="0" w:after="110" w:line="300" w:lineRule="auto"/>
+      </w:pPr>
+      <w:r>
+        <w:rPr>
+          <w:rFonts w:ascii="Times New Roman" w:hAnsi="Times New Roman" w:eastAsia="Malgun Gothic"/>
+          <w:b/>
+          <w:i w:val="0"/>
+          <w:sz w:val="22"/>
+        </w:rPr>
+        <w:t xml:space="preserve">Быков: </w:t>
+      </w:r>
+      <w:r>
+        <w:rPr>
+          <w:rFonts w:ascii="Times New Roman" w:hAnsi="Times New Roman" w:eastAsia="Malgun Gothic"/>
+          <w:b w:val="0"/>
+          <w:i w:val="0"/>
+          <w:sz w:val="22"/>
+        </w:rPr>
+        <w:t>Не мне спасибо, а ей. Она сама выбрала, к кому прийти, — я только открыл дверь.</w:t>
+      </w:r>
+    </w:p>
+    <w:p>
+      <w:pPr>
         <w:keepNext/>
         <w:spacing w:before="320" w:after="140"/>
       </w:pPr>
@@ -3328,7 +4346,184 @@
           <w:i w:val="0"/>
           <w:sz w:val="22"/>
         </w:rPr>
-        <w:t xml:space="preserve"> — 한국어 해설: 장면 6에서 비코프가 “변호사는 아니어도 되지만 시민이어야 한다”로 바꿔 말하며, 아버지의 만류에 흔들리는 료샤에게 이 일이 직업이 아니라 시민의 의무임을 일깨운다. 1부 전체를 관통하는 “누군가는 해야 한다”의 첫 선언.</w:t>
+        <w:t xml:space="preserve"> — 한국어 해설: 장면 7에서 비코프가 “변호사는 아니어도 되지만 시민이어야 한다”로 바꿔 말하며, 아버지의 만류에 흔들리는 료샤에게 이 일이 직업이 아니라 시민의 의무임을 일깨운다. 1부 전체를 관통하는 “누군가는 해야 한다”의 첫 선언.</w:t>
+      </w:r>
+    </w:p>
+    <w:p>
+      <w:pPr>
+        <w:keepNext/>
+        <w:spacing w:before="320" w:after="140"/>
+      </w:pPr>
+      <w:r>
+        <w:rPr>
+          <w:rFonts w:ascii="Times New Roman" w:hAnsi="Times New Roman" w:eastAsia="Malgun Gothic"/>
+          <w:b/>
+          <w:i w:val="0"/>
+          <w:color w:val="1F3864"/>
+          <w:sz w:val="26"/>
+        </w:rPr>
+        <w:t>생활 표현</w:t>
+      </w:r>
+    </w:p>
+    <w:p>
+      <w:pPr>
+        <w:spacing w:before="0" w:after="120"/>
+      </w:pPr>
+      <w:r>
+        <w:rPr>
+          <w:rFonts w:ascii="Times New Roman" w:hAnsi="Times New Roman" w:eastAsia="Malgun Gothic"/>
+          <w:b/>
+          <w:i w:val="0"/>
+          <w:sz w:val="22"/>
+        </w:rPr>
+        <w:t>«на ночь глядя»</w:t>
+      </w:r>
+      <w:r>
+        <w:rPr>
+          <w:rFonts w:ascii="Times New Roman" w:hAnsi="Times New Roman" w:eastAsia="Malgun Gothic"/>
+          <w:b w:val="0"/>
+          <w:i w:val="0"/>
+          <w:sz w:val="22"/>
+        </w:rPr>
+        <w:t xml:space="preserve"> — 한국어 해설: “이 밤중에, 늦은 시간에 굳이”. 늦은 시각에 뭔가를 하는 것을 탓하거나 의아해할 때 쓰는 구어. 안나가 부엌에서 떠드는 부자에게. 장면 5.</w:t>
+      </w:r>
+    </w:p>
+    <w:p>
+      <w:pPr>
+        <w:spacing w:before="0" w:after="120"/>
+      </w:pPr>
+      <w:r>
+        <w:rPr>
+          <w:rFonts w:ascii="Times New Roman" w:hAnsi="Times New Roman" w:eastAsia="Malgun Gothic"/>
+          <w:b/>
+          <w:i w:val="0"/>
+          <w:sz w:val="22"/>
+        </w:rPr>
+        <w:t>«руки не отвалятся»</w:t>
+      </w:r>
+      <w:r>
+        <w:rPr>
+          <w:rFonts w:ascii="Times New Roman" w:hAnsi="Times New Roman" w:eastAsia="Malgun Gothic"/>
+          <w:b w:val="0"/>
+          <w:i w:val="0"/>
+          <w:sz w:val="22"/>
+        </w:rPr>
+        <w:t xml:space="preserve"> — 한국어 해설: “손이 떨어져 나가진 않는다”, 곧 “그 정도는 네가 해도 된다”. 가족·친한 사이에서 가벼운 일을 떠넘길 때 쓰는 반쯤 농담조의 핀잔. 안나가 료샤에게 빵을 직접 썰라며. 장면 5.</w:t>
+      </w:r>
+    </w:p>
+    <w:p>
+      <w:pPr>
+        <w:spacing w:before="0" w:after="120"/>
+      </w:pPr>
+      <w:r>
+        <w:rPr>
+          <w:rFonts w:ascii="Times New Roman" w:hAnsi="Times New Roman" w:eastAsia="Malgun Gothic"/>
+          <w:b/>
+          <w:i w:val="0"/>
+          <w:sz w:val="22"/>
+        </w:rPr>
+        <w:t>«Не торопись, никто не отнимет»</w:t>
+      </w:r>
+      <w:r>
+        <w:rPr>
+          <w:rFonts w:ascii="Times New Roman" w:hAnsi="Times New Roman" w:eastAsia="Malgun Gothic"/>
+          <w:b w:val="0"/>
+          <w:i w:val="0"/>
+          <w:sz w:val="22"/>
+        </w:rPr>
+        <w:t xml:space="preserve"> — 한국어 해설: “천천히 먹어, 아무도 안 뺏어 가”. 허겁지겁 먹는 사람에게 어른이 하는 다정한 잔소리. 장면 5.</w:t>
+      </w:r>
+    </w:p>
+    <w:p>
+      <w:pPr>
+        <w:spacing w:before="0" w:after="120"/>
+      </w:pPr>
+      <w:r>
+        <w:rPr>
+          <w:rFonts w:ascii="Times New Roman" w:hAnsi="Times New Roman" w:eastAsia="Malgun Gothic"/>
+          <w:b/>
+          <w:i w:val="0"/>
+          <w:sz w:val="22"/>
+        </w:rPr>
+        <w:t>«ну не начинай»</w:t>
+      </w:r>
+      <w:r>
+        <w:rPr>
+          <w:rFonts w:ascii="Times New Roman" w:hAnsi="Times New Roman" w:eastAsia="Malgun Gothic"/>
+          <w:b w:val="0"/>
+          <w:i w:val="0"/>
+          <w:sz w:val="22"/>
+        </w:rPr>
+        <w:t xml:space="preserve"> — 한국어 해설: “또 시작이야, 그만해”. 익숙한 잔소리가 나오려 할 때 가족·친구끼리 쓰는 말. 불변화사 ну가 짜증 섞인 애교를 더한다. 료샤가 어머니에게. 장면 5.</w:t>
+      </w:r>
+    </w:p>
+    <w:p>
+      <w:pPr>
+        <w:spacing w:before="0" w:after="120"/>
+      </w:pPr>
+      <w:r>
+        <w:rPr>
+          <w:rFonts w:ascii="Times New Roman" w:hAnsi="Times New Roman" w:eastAsia="Malgun Gothic"/>
+          <w:b/>
+          <w:i w:val="0"/>
+          <w:sz w:val="22"/>
+        </w:rPr>
+        <w:t>«разве что ромашковый»</w:t>
+      </w:r>
+      <w:r>
+        <w:rPr>
+          <w:rFonts w:ascii="Times New Roman" w:hAnsi="Times New Roman" w:eastAsia="Malgun Gothic"/>
+          <w:b w:val="0"/>
+          <w:i w:val="0"/>
+          <w:sz w:val="22"/>
+        </w:rPr>
+        <w:t xml:space="preserve"> — 한국어 해설: разве что는 “~라면 몰라도, 굳이 한다면 ~정도”. 거절하다가 조건부로 마지못해 받아들일 때 쓴다. 니콜라이가 차를 사양하다 캐모마일 차는 받으며. 장면 5.</w:t>
+      </w:r>
+    </w:p>
+    <w:p>
+      <w:pPr>
+        <w:spacing w:before="0" w:after="120"/>
+      </w:pPr>
+      <w:r>
+        <w:rPr>
+          <w:rFonts w:ascii="Times New Roman" w:hAnsi="Times New Roman" w:eastAsia="Malgun Gothic"/>
+          <w:b/>
+          <w:i w:val="0"/>
+          <w:sz w:val="22"/>
+        </w:rPr>
+        <w:t>«Добавки положить?»</w:t>
+      </w:r>
+      <w:r>
+        <w:rPr>
+          <w:rFonts w:ascii="Times New Roman" w:hAnsi="Times New Roman" w:eastAsia="Malgun Gothic"/>
+          <w:b w:val="0"/>
+          <w:i w:val="0"/>
+          <w:sz w:val="22"/>
+        </w:rPr>
+        <w:t xml:space="preserve"> — 한국어 해설: “더 덜어 줄까?”. добавка는 한 번 더 담는 음식. 식탁에서 주인·어머니가 권하는 말이고, 거절은 «Нет, всё, наелся». 장면 5.</w:t>
+      </w:r>
+    </w:p>
+    <w:p>
+      <w:pPr>
+        <w:spacing w:before="0" w:after="120"/>
+      </w:pPr>
+      <w:r>
+        <w:rPr>
+          <w:rFonts w:ascii="Times New Roman" w:hAnsi="Times New Roman" w:eastAsia="Malgun Gothic"/>
+          <w:b/>
+          <w:i w:val="0"/>
+          <w:sz w:val="22"/>
+        </w:rPr>
+        <w:t>«Горе ты моё луковое»</w:t>
+      </w:r>
+      <w:r>
+        <w:rPr>
+          <w:rFonts w:ascii="Times New Roman" w:hAnsi="Times New Roman" w:eastAsia="Malgun Gothic"/>
+          <w:b w:val="0"/>
+          <w:i w:val="0"/>
+          <w:sz w:val="22"/>
+        </w:rPr>
+        <w:t xml:space="preserve"> — 한국어 해설: 직역 “내 양파 같은 근심거리”. 속 썩이지만 사랑스러운 자식·연인에게 하는 애정 어린 투정(“아이고 이 녀석아”). 주로 어머니·할머니 말투. 장면 5.</w:t>
       </w:r>
     </w:p>
     <w:p>
